--- a/atelier/capsule_124_securite.docx
+++ b/atelier/capsule_124_securite.docx
@@ -253,7 +253,7 @@
                 <w:b w:val="false"/>
                 <w:bCs w:val="false"/>
               </w:rPr>
-              <w:t xml:space="preserve">En Progrès 🟡 — Comprendre la sécurité avant d’ajouter le scan (#124)</w:t>
+              <w:t xml:space="preserve">En Progrès 🟡 — Comprendre la sécurité avant d’ajouter le scan</w:t>
             </w:r>
           </w:p>
         </w:tc>
@@ -633,7 +633,7 @@
         <w:spacing w:after="120"/>
       </w:pPr>
       <w:r>
-        <w:t xml:space="preserve">Conclusion : la sécurité a besoin de son propre filet, distinct des autres. C’est le stage de sécurité (atelier #124), composé de deux outils complémentaires qu’on détaille maintenant.</w:t>
+        <w:t xml:space="preserve">Conclusion : la sécurité a besoin de son propre filet, distinct des autres. C’est le stage de sécurité, composé de deux outils complémentaires qu’on détaille maintenant.</w:t>
       </w:r>
     </w:p>
     <w:p>
@@ -720,7 +720,7 @@
                 <w:sz w:val="18"/>
                 <w:szCs w:val="18"/>
               </w:rPr>
-              <w:t xml:space="preserve">  Exemple de pattern dangereux qu'un SAST repère :</w:t>
+              <w:t xml:space="preserve"> Exemple de pattern dangereux qu'un SAST repère :</w:t>
             </w:r>
           </w:p>
           <w:p>
@@ -740,37 +740,37 @@
                 <w:sz w:val="18"/>
                 <w:szCs w:val="18"/>
               </w:rPr>
-              <w:t xml:space="preserve">    // DANGER : l'entrée utilisateur va directement</w:t>
-            </w:r>
-          </w:p>
-          <w:p>
-            <w:r>
-              <w:rPr>
-                <w:rFonts w:ascii="Consolas" w:cs="Consolas" w:eastAsia="Consolas" w:hAnsi="Consolas"/>
-                <w:sz w:val="18"/>
-                <w:szCs w:val="18"/>
-              </w:rPr>
-              <w:t xml:space="preserve">    //          dans la requête (injection possible)</w:t>
-            </w:r>
-          </w:p>
-          <w:p>
-            <w:r>
-              <w:rPr>
-                <w:rFonts w:ascii="Consolas" w:cs="Consolas" w:eastAsia="Consolas" w:hAnsi="Consolas"/>
-                <w:sz w:val="18"/>
-                <w:szCs w:val="18"/>
-              </w:rPr>
-              <w:t xml:space="preserve">    requete = "SELECT * FROM clients WHERE nom = '"</w:t>
-            </w:r>
-          </w:p>
-          <w:p>
-            <w:r>
-              <w:rPr>
-                <w:rFonts w:ascii="Consolas" w:cs="Consolas" w:eastAsia="Consolas" w:hAnsi="Consolas"/>
-                <w:sz w:val="18"/>
-                <w:szCs w:val="18"/>
-              </w:rPr>
-              <w:t xml:space="preserve">              + saisieUtilisateur + "'"</w:t>
+              <w:t xml:space="preserve"> // DANGER : l'entrée utilisateur va directement</w:t>
+            </w:r>
+          </w:p>
+          <w:p>
+            <w:r>
+              <w:rPr>
+                <w:rFonts w:ascii="Consolas" w:cs="Consolas" w:eastAsia="Consolas" w:hAnsi="Consolas"/>
+                <w:sz w:val="18"/>
+                <w:szCs w:val="18"/>
+              </w:rPr>
+              <w:t xml:space="preserve"> // dans la requête (injection possible)</w:t>
+            </w:r>
+          </w:p>
+          <w:p>
+            <w:r>
+              <w:rPr>
+                <w:rFonts w:ascii="Consolas" w:cs="Consolas" w:eastAsia="Consolas" w:hAnsi="Consolas"/>
+                <w:sz w:val="18"/>
+                <w:szCs w:val="18"/>
+              </w:rPr>
+              <w:t xml:space="preserve"> requete = "SELECT * FROM clients WHERE nom = '"</w:t>
+            </w:r>
+          </w:p>
+          <w:p>
+            <w:r>
+              <w:rPr>
+                <w:rFonts w:ascii="Consolas" w:cs="Consolas" w:eastAsia="Consolas" w:hAnsi="Consolas"/>
+                <w:sz w:val="18"/>
+                <w:szCs w:val="18"/>
+              </w:rPr>
+              <w:t xml:space="preserve"> + saisieUtilisateur + "'"</w:t>
             </w:r>
           </w:p>
           <w:p>
@@ -790,17 +790,17 @@
                 <w:sz w:val="18"/>
                 <w:szCs w:val="18"/>
               </w:rPr>
-              <w:t xml:space="preserve">  -&gt; le SAST signale : 'entrée non assainie dans une</w:t>
-            </w:r>
-          </w:p>
-          <w:p>
-            <w:r>
-              <w:rPr>
-                <w:rFonts w:ascii="Consolas" w:cs="Consolas" w:eastAsia="Consolas" w:hAnsi="Consolas"/>
-                <w:sz w:val="18"/>
-                <w:szCs w:val="18"/>
-              </w:rPr>
-              <w:t xml:space="preserve">     requête SQL -&gt; risque d'injection'</w:t>
+              <w:t xml:space="preserve"> -&gt; le SAST signale : 'entrée non assainie dans une</w:t>
+            </w:r>
+          </w:p>
+          <w:p>
+            <w:r>
+              <w:rPr>
+                <w:rFonts w:ascii="Consolas" w:cs="Consolas" w:eastAsia="Consolas" w:hAnsi="Consolas"/>
+                <w:sz w:val="18"/>
+                <w:szCs w:val="18"/>
+              </w:rPr>
+              <w:t xml:space="preserve"> requête SQL -&gt; risque d'injection'</w:t>
             </w:r>
           </w:p>
           <w:p>
@@ -820,17 +820,17 @@
                 <w:sz w:val="18"/>
                 <w:szCs w:val="18"/>
               </w:rPr>
-              <w:t xml:space="preserve">  Autres exemples détectés : mots de passe en dur dans</w:t>
-            </w:r>
-          </w:p>
-          <w:p>
-            <w:r>
-              <w:rPr>
-                <w:rFonts w:ascii="Consolas" w:cs="Consolas" w:eastAsia="Consolas" w:hAnsi="Consolas"/>
-                <w:sz w:val="18"/>
-                <w:szCs w:val="18"/>
-              </w:rPr>
-              <w:t xml:space="preserve">  le code, chiffrement faible, données sensibles loggées.</w:t>
+              <w:t xml:space="preserve"> Autres exemples détectés : mots de passe en dur dans</w:t>
+            </w:r>
+          </w:p>
+          <w:p>
+            <w:r>
+              <w:rPr>
+                <w:rFonts w:ascii="Consolas" w:cs="Consolas" w:eastAsia="Consolas" w:hAnsi="Consolas"/>
+                <w:sz w:val="18"/>
+                <w:szCs w:val="18"/>
+              </w:rPr>
+              <w:t xml:space="preserve"> le code, chiffrement faible, données sensibles loggées.</w:t>
             </w:r>
           </w:p>
           <w:p>
@@ -850,7 +850,7 @@
                 <w:sz w:val="18"/>
                 <w:szCs w:val="18"/>
               </w:rPr>
-              <w:t xml:space="preserve">  Le SAST lit NOTRE code et trouve NOS failles.</w:t>
+              <w:t xml:space="preserve"> Le SAST lit NOTRE code et trouve NOS failles.</w:t>
             </w:r>
           </w:p>
         </w:tc>
@@ -869,7 +869,7 @@
         <w:spacing w:after="120"/>
       </w:pPr>
       <w:r>
-        <w:t xml:space="preserve">La deuxième source de vulnérabilités, c’est tout le code qu’on n’a PAS écrit : les bibliothèques, les dépendances. Une application moderne, c’est une petite partie de code maison et une immense partie de code emprunté à d’autres (cf. capsule #85 sur les dépendances). Or ce code emprunté peut contenir des vulnérabilités — découvertes parfois des années après sa publication.</w:t>
+        <w:t xml:space="preserve">La deuxième source de vulnérabilités, c’est tout le code qu’on n’a PAS écrit : les bibliothèques, les dépendances. Une application moderne, c’est une petite partie de code maison et une immense partie de code emprunté à d’autres (cf. capsule sur les dépendances). Or ce code emprunté peut contenir des vulnérabilités — découvertes parfois des années après sa publication.</w:t>
       </w:r>
     </w:p>
     <w:p>
@@ -941,7 +941,7 @@
         <w:spacing w:after="120"/>
       </w:pPr>
       <w:r>
-        <w:t xml:space="preserve">Le scan de dépendances fait exactement cela : il compare la liste de nos dépendances (avec leurs versions exactes — d’où l’importance d’avoir des versions fixées, cf. P03) aux bases de CVE connues, et alerte si l’une de nos bibliothèques contient une vulnérabilité répertoriée. Souvent, la correction consiste simplement à monter la version de la dépendance vers une version corrigée (cf. Renovate/Dependabot, #89).</w:t>
+        <w:t xml:space="preserve">Le scan de dépendances fait exactement cela : il compare la liste de nos dépendances (avec leurs versions exactes — d’où l’importance d’avoir des versions fixées, cf. P03) aux bases de CVE connues, et alerte si l’une de nos bibliothèques contient une vulnérabilité répertoriée. Souvent, la correction consiste simplement à monter la version de la dépendance vers une version corrigée (cf. Renovate/Dependabot,).</w:t>
       </w:r>
     </w:p>
     <w:tbl>
@@ -1004,47 +1004,47 @@
                 <w:sz w:val="18"/>
                 <w:szCs w:val="18"/>
               </w:rPr>
-              <w:t xml:space="preserve">  1. lit nos dépendances et leurs versions EXACTES</w:t>
-            </w:r>
-          </w:p>
-          <w:p>
-            <w:r>
-              <w:rPr>
-                <w:rFonts w:ascii="Consolas" w:cs="Consolas" w:eastAsia="Consolas" w:hAnsi="Consolas"/>
-                <w:sz w:val="18"/>
-                <w:szCs w:val="18"/>
-              </w:rPr>
-              <w:t xml:space="preserve">       (versions fixées de P03 -&gt; scan fiable)</w:t>
-            </w:r>
-          </w:p>
-          <w:p>
-            <w:r>
-              <w:rPr>
-                <w:rFonts w:ascii="Consolas" w:cs="Consolas" w:eastAsia="Consolas" w:hAnsi="Consolas"/>
-                <w:sz w:val="18"/>
-                <w:szCs w:val="18"/>
-              </w:rPr>
-              <w:t xml:space="preserve">  2. compare aux bases de vulnérabilités connues (CVE)</w:t>
-            </w:r>
-          </w:p>
-          <w:p>
-            <w:r>
-              <w:rPr>
-                <w:rFonts w:ascii="Consolas" w:cs="Consolas" w:eastAsia="Consolas" w:hAnsi="Consolas"/>
-                <w:sz w:val="18"/>
-                <w:szCs w:val="18"/>
-              </w:rPr>
-              <w:t xml:space="preserve">  3. alerte : 'la lib X version 1.2.3 a la CVE-2024-...,</w:t>
-            </w:r>
-          </w:p>
-          <w:p>
-            <w:r>
-              <w:rPr>
-                <w:rFonts w:ascii="Consolas" w:cs="Consolas" w:eastAsia="Consolas" w:hAnsi="Consolas"/>
-                <w:sz w:val="18"/>
-                <w:szCs w:val="18"/>
-              </w:rPr>
-              <w:t xml:space="preserve">       gravité CRITIQUE, corrigée en 1.2.4'</w:t>
+              <w:t xml:space="preserve"> 1. lit nos dépendances et leurs versions EXACTES</w:t>
+            </w:r>
+          </w:p>
+          <w:p>
+            <w:r>
+              <w:rPr>
+                <w:rFonts w:ascii="Consolas" w:cs="Consolas" w:eastAsia="Consolas" w:hAnsi="Consolas"/>
+                <w:sz w:val="18"/>
+                <w:szCs w:val="18"/>
+              </w:rPr>
+              <w:t xml:space="preserve"> (versions fixées de P03 -&gt; scan fiable)</w:t>
+            </w:r>
+          </w:p>
+          <w:p>
+            <w:r>
+              <w:rPr>
+                <w:rFonts w:ascii="Consolas" w:cs="Consolas" w:eastAsia="Consolas" w:hAnsi="Consolas"/>
+                <w:sz w:val="18"/>
+                <w:szCs w:val="18"/>
+              </w:rPr>
+              <w:t xml:space="preserve"> 2. compare aux bases de vulnérabilités connues (CVE)</w:t>
+            </w:r>
+          </w:p>
+          <w:p>
+            <w:r>
+              <w:rPr>
+                <w:rFonts w:ascii="Consolas" w:cs="Consolas" w:eastAsia="Consolas" w:hAnsi="Consolas"/>
+                <w:sz w:val="18"/>
+                <w:szCs w:val="18"/>
+              </w:rPr>
+              <w:t xml:space="preserve"> 3. alerte : 'la lib X version 1.2.3 a la CVE-2024-...,</w:t>
+            </w:r>
+          </w:p>
+          <w:p>
+            <w:r>
+              <w:rPr>
+                <w:rFonts w:ascii="Consolas" w:cs="Consolas" w:eastAsia="Consolas" w:hAnsi="Consolas"/>
+                <w:sz w:val="18"/>
+                <w:szCs w:val="18"/>
+              </w:rPr>
+              <w:t xml:space="preserve"> gravité CRITIQUE, corrigée en 1.2.4'</w:t>
             </w:r>
           </w:p>
           <w:p>
@@ -1064,7 +1064,7 @@
                 <w:sz w:val="18"/>
                 <w:szCs w:val="18"/>
               </w:rPr>
-              <w:t xml:space="preserve">  -&gt; souvent, corriger = monter la version (cf. #89)</w:t>
+              <w:t xml:space="preserve"> -&gt; souvent, corriger = monter la version (cf.)</w:t>
             </w:r>
           </w:p>
           <w:p>
@@ -1084,17 +1084,17 @@
                 <w:sz w:val="18"/>
                 <w:szCs w:val="18"/>
               </w:rPr>
-              <w:t xml:space="preserve">  Le scan de dépendances lit le code des AUTRES</w:t>
-            </w:r>
-          </w:p>
-          <w:p>
-            <w:r>
-              <w:rPr>
-                <w:rFonts w:ascii="Consolas" w:cs="Consolas" w:eastAsia="Consolas" w:hAnsi="Consolas"/>
-                <w:sz w:val="18"/>
-                <w:szCs w:val="18"/>
-              </w:rPr>
-              <w:t xml:space="preserve">  et trouve LEURS failles connues dans nos dépendances.</w:t>
+              <w:t xml:space="preserve"> Le scan de dépendances lit le code des AUTRES</w:t>
+            </w:r>
+          </w:p>
+          <w:p>
+            <w:r>
+              <w:rPr>
+                <w:rFonts w:ascii="Consolas" w:cs="Consolas" w:eastAsia="Consolas" w:hAnsi="Consolas"/>
+                <w:sz w:val="18"/>
+                <w:szCs w:val="18"/>
+              </w:rPr>
+              <w:t xml:space="preserve"> et trouve LEURS failles connues dans nos dépendances.</w:t>
             </w:r>
           </w:p>
         </w:tc>
@@ -1121,7 +1121,7 @@
         <w:spacing w:after="120"/>
       </w:pPr>
       <w:r>
-        <w:t xml:space="preserve">Toutes les vulnérabilités ne se valent pas. Elles sont classées par GRAVITÉ : critique, haute, moyenne, basse. Une vulnérabilité critique sur un composant exposé doit être traitée en urgence ; une vulnérabilité basse sur un composant interne peut attendre. Cette notion de gravité est essentielle pour PRIORISER : on ne corrige pas tout d’un coup, on traite les critiques d’abord. C’est ce qui permettra, plus tard, de poser des seuils bloquants raisonnables (par exemple : bloquer une release sur vulnérabilité critique, cf. quality gates #125).</w:t>
+        <w:t xml:space="preserve">Toutes les vulnérabilités ne se valent pas. Elles sont classées par GRAVITÉ : critique, haute, moyenne, basse. Une vulnérabilité critique sur un composant exposé doit être traitée en urgence ; une vulnérabilité basse sur un composant interne peut attendre. Cette notion de gravité est essentielle pour PRIORISER : on ne corrige pas tout d’un coup, on traite les critiques d’abord. C’est ce qui permettra, plus tard, de poser des seuils bloquants raisonnables (par exemple : bloquer une release sur vulnérabilité critique, cf. quality gates).</w:t>
       </w:r>
     </w:p>
     <w:tbl>
@@ -1237,7 +1237,7 @@
         <w:spacing w:after="80"/>
       </w:pPr>
       <w:r>
-        <w:t xml:space="preserve">Traiter par gravité : les critiques d’abord, puis durcir progressivement vers des seuils bloquants (#125).</w:t>
+        <w:t xml:space="preserve">Traiter par gravité : les critiques d’abord, puis durcir progressivement vers des seuils bloquants.</w:t>
       </w:r>
     </w:p>
     <w:p>
